--- a/assets/timbrado/timbrado-op1.docx
+++ b/assets/timbrado/timbrado-op1.docx
@@ -52,7 +52,7 @@
             <a:graphicData uri="http://schemas.openxmlformats.org/drawingml/2006/picture">
               <pic:pic>
                 <pic:nvPicPr>
-                  <pic:cNvPr id="0" name="op-1.png"/>
+                  <pic:cNvPr id="0" name="folha-op1.png"/>
                   <pic:cNvPicPr/>
                 </pic:nvPicPr>
                 <pic:blipFill>
